--- a/klagomål/S 1453-2026 FSC-klagomål.docx
+++ b/klagomål/S 1453-2026 FSC-klagomål.docx
@@ -1051,7 +1051,7 @@
     <w:r>
       <w:tab/>
       <w:tab/>
-      <w:t>2026-07-13</w:t>
+      <w:t>2026-07-14</w:t>
       <w:br/>
       <w:br/>
     </w:r>

--- a/klagomål/S 1453-2026 FSC-klagomål.docx
+++ b/klagomål/S 1453-2026 FSC-klagomål.docx
@@ -1051,7 +1051,7 @@
     <w:r>
       <w:tab/>
       <w:tab/>
-      <w:t>2026-07-14</w:t>
+      <w:t>2026-07-15</w:t>
       <w:br/>
       <w:br/>
     </w:r>

--- a/klagomål/S 1453-2026 FSC-klagomål.docx
+++ b/klagomål/S 1453-2026 FSC-klagomål.docx
@@ -1051,7 +1051,7 @@
     <w:r>
       <w:tab/>
       <w:tab/>
-      <w:t>2026-07-15</w:t>
+      <w:t>2026-07-16</w:t>
       <w:br/>
       <w:br/>
     </w:r>

--- a/klagomål/S 1453-2026 FSC-klagomål.docx
+++ b/klagomål/S 1453-2026 FSC-klagomål.docx
@@ -1051,7 +1051,7 @@
     <w:r>
       <w:tab/>
       <w:tab/>
-      <w:t>2026-07-16</w:t>
+      <w:t>2026-07-17</w:t>
       <w:br/>
       <w:br/>
     </w:r>

--- a/klagomål/S 1453-2026 FSC-klagomål.docx
+++ b/klagomål/S 1453-2026 FSC-klagomål.docx
@@ -1051,7 +1051,7 @@
     <w:r>
       <w:tab/>
       <w:tab/>
-      <w:t>2026-07-17</w:t>
+      <w:t>2026-07-18</w:t>
       <w:br/>
       <w:br/>
     </w:r>

--- a/klagomål/S 1453-2026 FSC-klagomål.docx
+++ b/klagomål/S 1453-2026 FSC-klagomål.docx
@@ -1051,7 +1051,7 @@
     <w:r>
       <w:tab/>
       <w:tab/>
-      <w:t>2026-07-18</w:t>
+      <w:t>2026-07-19</w:t>
       <w:br/>
       <w:br/>
     </w:r>

--- a/klagomål/S 1453-2026 FSC-klagomål.docx
+++ b/klagomål/S 1453-2026 FSC-klagomål.docx
@@ -1051,7 +1051,7 @@
     <w:r>
       <w:tab/>
       <w:tab/>
-      <w:t>2026-07-19</w:t>
+      <w:t>2026-07-20</w:t>
       <w:br/>
       <w:br/>
     </w:r>

--- a/klagomål/S 1453-2026 FSC-klagomål.docx
+++ b/klagomål/S 1453-2026 FSC-klagomål.docx
@@ -1051,7 +1051,7 @@
     <w:r>
       <w:tab/>
       <w:tab/>
-      <w:t>2026-07-20</w:t>
+      <w:t>2026-07-21</w:t>
       <w:br/>
       <w:br/>
     </w:r>

--- a/klagomål/S 1453-2026 FSC-klagomål.docx
+++ b/klagomål/S 1453-2026 FSC-klagomål.docx
@@ -1051,7 +1051,7 @@
     <w:r>
       <w:tab/>
       <w:tab/>
-      <w:t>2026-07-21</w:t>
+      <w:t>2026-07-22</w:t>
       <w:br/>
       <w:br/>
     </w:r>

--- a/klagomål/S 1453-2026 FSC-klagomål.docx
+++ b/klagomål/S 1453-2026 FSC-klagomål.docx
@@ -1051,7 +1051,7 @@
     <w:r>
       <w:tab/>
       <w:tab/>
-      <w:t>2026-07-22</w:t>
+      <w:t>2026-07-23</w:t>
       <w:br/>
       <w:br/>
     </w:r>

--- a/klagomål/S 1453-2026 FSC-klagomål.docx
+++ b/klagomål/S 1453-2026 FSC-klagomål.docx
@@ -1051,7 +1051,7 @@
     <w:r>
       <w:tab/>
       <w:tab/>
-      <w:t>2026-07-23</w:t>
+      <w:t>2026-07-24</w:t>
       <w:br/>
       <w:br/>
     </w:r>

--- a/klagomål/S 1453-2026 FSC-klagomål.docx
+++ b/klagomål/S 1453-2026 FSC-klagomål.docx
@@ -1051,7 +1051,7 @@
     <w:r>
       <w:tab/>
       <w:tab/>
-      <w:t>2026-07-24</w:t>
+      <w:t>2026-07-25</w:t>
       <w:br/>
       <w:br/>
     </w:r>

--- a/klagomål/S 1453-2026 FSC-klagomål.docx
+++ b/klagomål/S 1453-2026 FSC-klagomål.docx
@@ -1051,7 +1051,7 @@
     <w:r>
       <w:tab/>
       <w:tab/>
-      <w:t>2026-07-25</w:t>
+      <w:t>2026-07-26</w:t>
       <w:br/>
       <w:br/>
     </w:r>

--- a/klagomål/S 1453-2026 FSC-klagomål.docx
+++ b/klagomål/S 1453-2026 FSC-klagomål.docx
@@ -1051,7 +1051,7 @@
     <w:r>
       <w:tab/>
       <w:tab/>
-      <w:t>2026-07-26</w:t>
+      <w:t>2026-07-27</w:t>
       <w:br/>
       <w:br/>
     </w:r>

--- a/klagomål/S 1453-2026 FSC-klagomål.docx
+++ b/klagomål/S 1453-2026 FSC-klagomål.docx
@@ -1051,7 +1051,7 @@
     <w:r>
       <w:tab/>
       <w:tab/>
-      <w:t>2026-07-27</w:t>
+      <w:t>2026-07-28</w:t>
       <w:br/>
       <w:br/>
     </w:r>

--- a/klagomål/S 1453-2026 FSC-klagomål.docx
+++ b/klagomål/S 1453-2026 FSC-klagomål.docx
@@ -1051,7 +1051,7 @@
     <w:r>
       <w:tab/>
       <w:tab/>
-      <w:t>2026-07-28</w:t>
+      <w:t>2026-07-29</w:t>
       <w:br/>
       <w:br/>
     </w:r>

--- a/klagomål/S 1453-2026 FSC-klagomål.docx
+++ b/klagomål/S 1453-2026 FSC-klagomål.docx
@@ -1051,7 +1051,7 @@
     <w:r>
       <w:tab/>
       <w:tab/>
-      <w:t>2026-07-29</w:t>
+      <w:t>2026-07-30</w:t>
       <w:br/>
       <w:br/>
     </w:r>

--- a/klagomål/S 1453-2026 FSC-klagomål.docx
+++ b/klagomål/S 1453-2026 FSC-klagomål.docx
@@ -1051,7 +1051,7 @@
     <w:r>
       <w:tab/>
       <w:tab/>
-      <w:t>2026-07-30</w:t>
+      <w:t>2026-07-31</w:t>
       <w:br/>
       <w:br/>
     </w:r>

--- a/klagomål/S 1453-2026 FSC-klagomål.docx
+++ b/klagomål/S 1453-2026 FSC-klagomål.docx
@@ -1051,7 +1051,7 @@
     <w:r>
       <w:tab/>
       <w:tab/>
-      <w:t>2026-07-31</w:t>
+      <w:t>2026-08-01</w:t>
       <w:br/>
       <w:br/>
     </w:r>

--- a/klagomål/S 1453-2026 FSC-klagomål.docx
+++ b/klagomål/S 1453-2026 FSC-klagomål.docx
@@ -1051,7 +1051,7 @@
     <w:r>
       <w:tab/>
       <w:tab/>
-      <w:t>2026-08-01</w:t>
+      <w:t>2026-08-02</w:t>
       <w:br/>
       <w:br/>
     </w:r>

--- a/klagomål/S 1453-2026 FSC-klagomål.docx
+++ b/klagomål/S 1453-2026 FSC-klagomål.docx
@@ -221,7 +221,7 @@
     </w:p>
     <w:p>
       <w:r>
-        <w:t>I och inom 25 meter från samrådsanmälan finns fynd av 12 naturvårdsarter, varav 7 är rödlistade, 11 är fridlysta och 2 är typiska (T): slåttergubbe (VU), brunlångöra (NT, §4a), gulsparv (NT, §4), järnsparv (NT, §4), ladusvala (NT, §4), sädesärla (NT, §4), talltita (NT, §4), mattlummer (T, §9), tjäder (T, §4), grönsiska (§4), kungsfågel (§4) och vattenfladdermus (§4a). Se Figur 1.</w:t>
+        <w:t>I och inom 25 meter från samrådsanmälan finns fynd av 13 naturvårdsarter, varav 7 är rödlistade, 11 är fridlysta och 3 är typiska (T): slåttergubbe (VU), brunlångöra (NT, §4a), gulsparv (NT, §4), järnsparv (NT, §4), ladusvala (NT, §4), sädesärla (NT, §4), talltita (NT, §4), ekorrbär (T), mattlummer (T, §9), tjäder (T, §4), grönsiska (§4), kungsfågel (§4) och vattenfladdermus (§4a). Se Figur 1.</w:t>
       </w:r>
     </w:p>
     <w:p>
@@ -292,6 +292,26 @@
         <w:rPr>
           <w:b/>
         </w:rPr>
+        <w:t xml:space="preserve">Ekorrbär </w:t>
+      </w:r>
+      <w:r>
+        <w:t xml:space="preserve">är typisk art för </w:t>
+      </w:r>
+      <w:r>
+        <w:rPr>
+          <w:i/>
+        </w:rPr>
+        <w:t xml:space="preserve">9190 Näringsfattig ekskog </w:t>
+      </w:r>
+      <w:r>
+        <w:t>(SLU Artdatabanken, 2025).</w:t>
+      </w:r>
+    </w:p>
+    <w:p>
+      <w:r>
+        <w:rPr>
+          <w:b/>
+        </w:rPr>
         <w:t>Mattlummer (§9)</w:t>
       </w:r>
       <w:r>
@@ -471,7 +491,7 @@
         <w:rPr>
           <w:i/>
         </w:rPr>
-        <w:t>I det samrådsanmälda skogsområdet har 12 naturvårdsarter varav 7 rödlistade arter sina livsmiljöer och växtplatser.</w:t>
+        <w:t>I det samrådsanmälda skogsområdet har 13 naturvårdsarter varav 7 rödlistade arter sina livsmiljöer och växtplatser.</w:t>
       </w:r>
     </w:p>
     <w:p>
@@ -1051,7 +1071,7 @@
     <w:r>
       <w:tab/>
       <w:tab/>
-      <w:t>2026-08-02</w:t>
+      <w:t>2026-08-03</w:t>
       <w:br/>
       <w:br/>
     </w:r>

--- a/klagomål/S 1453-2026 FSC-klagomål.docx
+++ b/klagomål/S 1453-2026 FSC-klagomål.docx
@@ -1071,7 +1071,7 @@
     <w:r>
       <w:tab/>
       <w:tab/>
-      <w:t>2026-08-03</w:t>
+      <w:t>2026-08-05</w:t>
       <w:br/>
       <w:br/>
     </w:r>

--- a/klagomål/S 1453-2026 FSC-klagomål.docx
+++ b/klagomål/S 1453-2026 FSC-klagomål.docx
@@ -1071,7 +1071,7 @@
     <w:r>
       <w:tab/>
       <w:tab/>
-      <w:t>2026-08-05</w:t>
+      <w:t>2026-08-07</w:t>
       <w:br/>
       <w:br/>
     </w:r>

--- a/klagomål/S 1453-2026 FSC-klagomål.docx
+++ b/klagomål/S 1453-2026 FSC-klagomål.docx
@@ -1071,7 +1071,7 @@
     <w:r>
       <w:tab/>
       <w:tab/>
-      <w:t>2026-08-07</w:t>
+      <w:t>2026-08-08</w:t>
       <w:br/>
       <w:br/>
     </w:r>

--- a/klagomål/S 1453-2026 FSC-klagomål.docx
+++ b/klagomål/S 1453-2026 FSC-klagomål.docx
@@ -216,12 +216,12 @@
         <w:spacing w:after="240"/>
       </w:pPr>
       <w:r>
-        <w:t>Figur 1. Fyndplatser för naturvårdsarter i och inom 25 meter från samrådsanmälan. Markörer utan svart kant är placerade på fyndplatsen. Markörer med svart kant är placerade vid sidan av fyndplatsen har ett svart streck som visar fyndplatsens exakta position. Kartans mittpunktskoordinat är N 6345502, E 441239 i SWEREF 99 TM.</w:t>
+        <w:t>Figur 1. Fyndplatser för naturvårdsarter i och inom 25 meter från samrådsanmälan. Markörer utan svart kant är placerade på fyndplatsen. Markörer med svart kant är placerade vid sidan av fyndplatsen och har ett svart streck som visar fyndplatsens exakta position. Kartans mittpunktskoordinat är N 6345502, E 441239 i SWEREF 99 TM.</w:t>
       </w:r>
     </w:p>
     <w:p>
       <w:r>
-        <w:t>I och inom 25 meter från samrådsanmälan finns fynd av 12 naturvårdsarter, varav 7 är rödlistade, 11 är fridlysta och 2 är typiska (T): slåttergubbe (VU), brunlångöra (NT, §4a), gulsparv (NT, §4), järnsparv (NT, §4), ladusvala (NT, §4), sädesärla (NT, §4), talltita (NT, §4), mattlummer (T, §9), tjäder (T, §4), grönsiska (§4), kungsfågel (§4) och vattenfladdermus (§4a). Se Figur 1.</w:t>
+        <w:t>I och inom 25 meter från samrådsanmälan finns fynd av 13 naturvårdsarter, varav 7 är rödlistade, 11 är fridlysta och 3 är typiska (T): slåttergubbe (VU), brunlångöra (NT, §4a), gulsparv (NT, §4), järnsparv (NT, §4), ladusvala (NT, §4), sädesärla (NT, §4), talltita (NT, §4), ekorrbär (T), mattlummer (T, §9), tjäder (T, §4), grönsiska (§4), kungsfågel (§4) och vattenfladdermus (§4a). Se Figur 1.</w:t>
       </w:r>
     </w:p>
     <w:p>
@@ -292,6 +292,26 @@
         <w:rPr>
           <w:b/>
         </w:rPr>
+        <w:t xml:space="preserve">Ekorrbär </w:t>
+      </w:r>
+      <w:r>
+        <w:t xml:space="preserve">är typisk art för </w:t>
+      </w:r>
+      <w:r>
+        <w:rPr>
+          <w:i/>
+        </w:rPr>
+        <w:t xml:space="preserve">9190 Näringsfattig ekskog </w:t>
+      </w:r>
+      <w:r>
+        <w:t>(SLU Artdatabanken, 2025).</w:t>
+      </w:r>
+    </w:p>
+    <w:p>
+      <w:r>
+        <w:rPr>
+          <w:b/>
+        </w:rPr>
         <w:t>Mattlummer (§9)</w:t>
       </w:r>
       <w:r>
@@ -471,7 +491,7 @@
         <w:rPr>
           <w:i/>
         </w:rPr>
-        <w:t>I det samrådsanmälda skogsområdet har 12 naturvårdsarter varav 7 rödlistade arter sina livsmiljöer och växtplatser.</w:t>
+        <w:t>I det samrådsanmälda skogsområdet har 13 naturvårdsarter varav 7 rödlistade arter sina livsmiljöer och växtplatser.</w:t>
       </w:r>
     </w:p>
     <w:p>
@@ -1051,7 +1071,7 @@
     <w:r>
       <w:tab/>
       <w:tab/>
-      <w:t>2026-08-14</w:t>
+      <w:t>2026-08-15</w:t>
       <w:br/>
       <w:br/>
     </w:r>

--- a/klagomål/S 1453-2026 FSC-klagomål.docx
+++ b/klagomål/S 1453-2026 FSC-klagomål.docx
@@ -1071,7 +1071,7 @@
     <w:r>
       <w:tab/>
       <w:tab/>
-      <w:t>2026-08-15</w:t>
+      <w:t>2026-08-16</w:t>
       <w:br/>
       <w:br/>
     </w:r>

--- a/klagomål/S 1453-2026 FSC-klagomål.docx
+++ b/klagomål/S 1453-2026 FSC-klagomål.docx
@@ -1071,7 +1071,7 @@
     <w:r>
       <w:tab/>
       <w:tab/>
-      <w:t>2026-08-16</w:t>
+      <w:t>2026-08-17</w:t>
       <w:br/>
       <w:br/>
     </w:r>

--- a/klagomål/S 1453-2026 FSC-klagomål.docx
+++ b/klagomål/S 1453-2026 FSC-klagomål.docx
@@ -1071,7 +1071,7 @@
     <w:r>
       <w:tab/>
       <w:tab/>
-      <w:t>2026-08-17</w:t>
+      <w:t>2026-08-18</w:t>
       <w:br/>
       <w:br/>
     </w:r>

--- a/klagomål/S 1453-2026 FSC-klagomål.docx
+++ b/klagomål/S 1453-2026 FSC-klagomål.docx
@@ -1071,7 +1071,7 @@
     <w:r>
       <w:tab/>
       <w:tab/>
-      <w:t>2026-08-18</w:t>
+      <w:t>2026-08-19</w:t>
       <w:br/>
       <w:br/>
     </w:r>

--- a/klagomål/S 1453-2026 FSC-klagomål.docx
+++ b/klagomål/S 1453-2026 FSC-klagomål.docx
@@ -1071,7 +1071,7 @@
     <w:r>
       <w:tab/>
       <w:tab/>
-      <w:t>2026-08-19</w:t>
+      <w:t>2026-08-20</w:t>
       <w:br/>
       <w:br/>
     </w:r>

--- a/klagomål/S 1453-2026 FSC-klagomål.docx
+++ b/klagomål/S 1453-2026 FSC-klagomål.docx
@@ -1071,7 +1071,7 @@
     <w:r>
       <w:tab/>
       <w:tab/>
-      <w:t>2026-08-20</w:t>
+      <w:t>2026-08-21</w:t>
       <w:br/>
       <w:br/>
     </w:r>

--- a/klagomål/S 1453-2026 FSC-klagomål.docx
+++ b/klagomål/S 1453-2026 FSC-klagomål.docx
@@ -1071,7 +1071,7 @@
     <w:r>
       <w:tab/>
       <w:tab/>
-      <w:t>2026-08-21</w:t>
+      <w:t>2026-08-22</w:t>
       <w:br/>
       <w:br/>
     </w:r>

--- a/klagomål/S 1453-2026 FSC-klagomål.docx
+++ b/klagomål/S 1453-2026 FSC-klagomål.docx
@@ -1071,7 +1071,7 @@
     <w:r>
       <w:tab/>
       <w:tab/>
-      <w:t>2026-08-22</w:t>
+      <w:t>2026-08-23</w:t>
       <w:br/>
       <w:br/>
     </w:r>

--- a/klagomål/S 1453-2026 FSC-klagomål.docx
+++ b/klagomål/S 1453-2026 FSC-klagomål.docx
@@ -1071,7 +1071,7 @@
     <w:r>
       <w:tab/>
       <w:tab/>
-      <w:t>2026-08-23</w:t>
+      <w:t>2026-08-24</w:t>
       <w:br/>
       <w:br/>
     </w:r>

--- a/klagomål/S 1453-2026 FSC-klagomål.docx
+++ b/klagomål/S 1453-2026 FSC-klagomål.docx
@@ -1071,7 +1071,7 @@
     <w:r>
       <w:tab/>
       <w:tab/>
-      <w:t>2026-08-24</w:t>
+      <w:t>2026-08-25</w:t>
       <w:br/>
       <w:br/>
     </w:r>

--- a/klagomål/S 1453-2026 FSC-klagomål.docx
+++ b/klagomål/S 1453-2026 FSC-klagomål.docx
@@ -1071,7 +1071,7 @@
     <w:r>
       <w:tab/>
       <w:tab/>
-      <w:t>2026-08-25</w:t>
+      <w:t>2026-08-26</w:t>
       <w:br/>
       <w:br/>
     </w:r>

--- a/klagomål/S 1453-2026 FSC-klagomål.docx
+++ b/klagomål/S 1453-2026 FSC-klagomål.docx
@@ -1071,7 +1071,7 @@
     <w:r>
       <w:tab/>
       <w:tab/>
-      <w:t>2026-08-26</w:t>
+      <w:t>2026-08-27</w:t>
       <w:br/>
       <w:br/>
     </w:r>

--- a/klagomål/S 1453-2026 FSC-klagomål.docx
+++ b/klagomål/S 1453-2026 FSC-klagomål.docx
@@ -1071,7 +1071,7 @@
     <w:r>
       <w:tab/>
       <w:tab/>
-      <w:t>2026-08-27</w:t>
+      <w:t>2026-08-28</w:t>
       <w:br/>
       <w:br/>
     </w:r>

--- a/klagomål/S 1453-2026 FSC-klagomål.docx
+++ b/klagomål/S 1453-2026 FSC-klagomål.docx
@@ -1071,7 +1071,7 @@
     <w:r>
       <w:tab/>
       <w:tab/>
-      <w:t>2026-08-28</w:t>
+      <w:t>2026-08-29</w:t>
       <w:br/>
       <w:br/>
     </w:r>

--- a/klagomål/S 1453-2026 FSC-klagomål.docx
+++ b/klagomål/S 1453-2026 FSC-klagomål.docx
@@ -1071,7 +1071,7 @@
     <w:r>
       <w:tab/>
       <w:tab/>
-      <w:t>2026-08-29</w:t>
+      <w:t>2026-08-31</w:t>
       <w:br/>
       <w:br/>
     </w:r>

--- a/klagomål/S 1453-2026 FSC-klagomål.docx
+++ b/klagomål/S 1453-2026 FSC-klagomål.docx
@@ -1071,7 +1071,7 @@
     <w:r>
       <w:tab/>
       <w:tab/>
-      <w:t>2026-08-31</w:t>
+      <w:t>2026-09-01</w:t>
       <w:br/>
       <w:br/>
     </w:r>

--- a/klagomål/S 1453-2026 FSC-klagomål.docx
+++ b/klagomål/S 1453-2026 FSC-klagomål.docx
@@ -1071,7 +1071,7 @@
     <w:r>
       <w:tab/>
       <w:tab/>
-      <w:t>2026-09-01</w:t>
+      <w:t>2026-09-02</w:t>
       <w:br/>
       <w:br/>
     </w:r>

--- a/klagomål/S 1453-2026 FSC-klagomål.docx
+++ b/klagomål/S 1453-2026 FSC-klagomål.docx
@@ -1071,7 +1071,7 @@
     <w:r>
       <w:tab/>
       <w:tab/>
-      <w:t>2026-09-02</w:t>
+      <w:t>2026-09-03</w:t>
       <w:br/>
       <w:br/>
     </w:r>

--- a/klagomål/S 1453-2026 FSC-klagomål.docx
+++ b/klagomål/S 1453-2026 FSC-klagomål.docx
@@ -1071,7 +1071,7 @@
     <w:r>
       <w:tab/>
       <w:tab/>
-      <w:t>2026-09-03</w:t>
+      <w:t>2026-09-04</w:t>
       <w:br/>
       <w:br/>
     </w:r>

--- a/klagomål/S 1453-2026 FSC-klagomål.docx
+++ b/klagomål/S 1453-2026 FSC-klagomål.docx
@@ -1071,7 +1071,7 @@
     <w:r>
       <w:tab/>
       <w:tab/>
-      <w:t>2026-09-04</w:t>
+      <w:t>2026-09-05</w:t>
       <w:br/>
       <w:br/>
     </w:r>

--- a/klagomål/S 1453-2026 FSC-klagomål.docx
+++ b/klagomål/S 1453-2026 FSC-klagomål.docx
@@ -1071,7 +1071,7 @@
     <w:r>
       <w:tab/>
       <w:tab/>
-      <w:t>2026-09-05</w:t>
+      <w:t>2026-09-06</w:t>
       <w:br/>
       <w:br/>
     </w:r>

--- a/klagomål/S 1453-2026 FSC-klagomål.docx
+++ b/klagomål/S 1453-2026 FSC-klagomål.docx
@@ -1071,7 +1071,7 @@
     <w:r>
       <w:tab/>
       <w:tab/>
-      <w:t>2026-09-06</w:t>
+      <w:t>2026-09-07</w:t>
       <w:br/>
       <w:br/>
     </w:r>

--- a/klagomål/S 1453-2026 FSC-klagomål.docx
+++ b/klagomål/S 1453-2026 FSC-klagomål.docx
@@ -1071,7 +1071,7 @@
     <w:r>
       <w:tab/>
       <w:tab/>
-      <w:t>2026-09-07</w:t>
+      <w:t>2026-09-08</w:t>
       <w:br/>
       <w:br/>
     </w:r>

--- a/klagomål/S 1453-2026 FSC-klagomål.docx
+++ b/klagomål/S 1453-2026 FSC-klagomål.docx
@@ -1071,7 +1071,7 @@
     <w:r>
       <w:tab/>
       <w:tab/>
-      <w:t>2026-09-08</w:t>
+      <w:t>2026-09-09</w:t>
       <w:br/>
       <w:br/>
     </w:r>

--- a/klagomål/S 1453-2026 FSC-klagomål.docx
+++ b/klagomål/S 1453-2026 FSC-klagomål.docx
@@ -1071,7 +1071,7 @@
     <w:r>
       <w:tab/>
       <w:tab/>
-      <w:t>2026-09-09</w:t>
+      <w:t>2026-09-10</w:t>
       <w:br/>
       <w:br/>
     </w:r>

--- a/klagomål/S 1453-2026 FSC-klagomål.docx
+++ b/klagomål/S 1453-2026 FSC-klagomål.docx
@@ -1071,7 +1071,7 @@
     <w:r>
       <w:tab/>
       <w:tab/>
-      <w:t>2026-09-10</w:t>
+      <w:t>2026-09-11</w:t>
       <w:br/>
       <w:br/>
     </w:r>

--- a/klagomål/S 1453-2026 FSC-klagomål.docx
+++ b/klagomål/S 1453-2026 FSC-klagomål.docx
@@ -1071,7 +1071,7 @@
     <w:r>
       <w:tab/>
       <w:tab/>
-      <w:t>2026-09-11</w:t>
+      <w:t>2026-09-12</w:t>
       <w:br/>
       <w:br/>
     </w:r>

--- a/klagomål/S 1453-2026 FSC-klagomål.docx
+++ b/klagomål/S 1453-2026 FSC-klagomål.docx
@@ -1071,7 +1071,7 @@
     <w:r>
       <w:tab/>
       <w:tab/>
-      <w:t>2026-09-12</w:t>
+      <w:t>2026-09-13</w:t>
       <w:br/>
       <w:br/>
     </w:r>
